--- a/docs/releases/ArtValue_AI_Gateway_Master_Roadmap_v5.4_HE.docx
+++ b/docs/releases/ArtValue_AI_Gateway_Master_Roadmap_v5.4_HE.docx
@@ -3847,7 +3847,7 @@
                 <w:szCs w:val="20"/>
                 <w:rtl/>
               </w:rPr>
-              <w:t xml:space="preserve">S0D CLOSED / LIVE VERIFIED בפרודקשן על main 22ee2f3. </w:t>
+              <w:t xml:space="preserve">S0E CLOSED / LIVE VERIFIED בפרודקשן על עוגן קוד ההשקה הפעיל 272fc148984b68c26aa46d24e1cdefc2878cddb9 (S0D נסגר לפניו על 22ee2f3). </w:t>
             </w:r>
             <w:r>
               <w:rPr>
@@ -3860,7 +3860,7 @@
                 <w:szCs w:val="20"/>
                 <w:rtl/>
               </w:rPr>
-              <w:t xml:space="preserve">אין שינוי Edge/Gateway בסלייס זה.</w:t>
+              <w:t xml:space="preserve">אין שינוי Edge/Gateway בסלייס זה</w:t>
             </w:r>
             <w:r>
               <w:rPr>
@@ -3871,7 +3871,7 @@
                 <w:szCs w:val="20"/>
                 <w:rtl/>
               </w:rPr>
-              <w:t xml:space="preserve"> כל מסלולי ה־Gateway שכבר נסגרו נשארים LIVE — VERIFIED; אין לפתוח אותם מחדש ללא ראיה חדשה.</w:t>
+              <w:t xml:space="preserve"> — ai-gateway נשאר v34 ולא בוצע לו deploy. כל מסלולי ה־Gateway שכבר נסגרו נשארים LIVE — VERIFIED; אין לפתוח אותם מחדש ללא ראיה חדשה.</w:t>
             </w:r>
           </w:p>
         </w:tc>
@@ -4066,6 +4066,50 @@
                 <w:szCs w:val="20"/>
                 <w:rtl/>
               </w:rPr>
+              <w:t xml:space="preserve">S0E PRs</w:t>
+            </w:r>
+          </w:p>
+        </w:tc>
+        <w:tc>
+          <w:tcPr>
+            <w:tcW w:w="4680" w:type="dxa"/>
+            <w:vAlign w:val="center"/>
+          </w:tcPr>
+          <w:p>
+            <w:pPr>
+              <w:bidi/>
+              <w:spacing w:after="0"/>
+            </w:pPr>
+            <w:r>
+              <w:rPr>
+                <w:rFonts w:ascii="Arial" w:hAnsi="Arial" w:cs="Arial"/>
+                <w:sz w:val="20"/>
+                <w:szCs w:val="20"/>
+                <w:rtl/>
+              </w:rPr>
+              <w:t xml:space="preserve">#103 — Guided Business Onboarding (merge c10ac55); #104 — תיקון שני סיורי ההתחלה (merge 272fc14)</w:t>
+            </w:r>
+          </w:p>
+        </w:tc>
+      </w:tr>
+      <w:tr>
+        <w:tc>
+          <w:tcPr>
+            <w:tcW w:w="4680" w:type="dxa"/>
+            <w:vAlign w:val="center"/>
+          </w:tcPr>
+          <w:p>
+            <w:pPr>
+              <w:bidi/>
+              <w:spacing w:after="0"/>
+            </w:pPr>
+            <w:r>
+              <w:rPr>
+                <w:rFonts w:ascii="Arial" w:hAnsi="Arial" w:cs="Arial"/>
+                <w:sz w:val="20"/>
+                <w:szCs w:val="20"/>
+                <w:rtl/>
+              </w:rPr>
               <w:t xml:space="preserve">Frontend production</w:t>
             </w:r>
           </w:p>
@@ -4087,7 +4131,7 @@
                 <w:szCs w:val="20"/>
                 <w:rtl/>
               </w:rPr>
-              <w:t xml:space="preserve">Cloudflare Pages — 22ee2f3bacfc86f026d2ea3a21243a1a4badc6d4 — https://artvalue-product.pages.dev (deploy 69f8a175-08b2-4c65-aac5-c8e4b61d7962; bundle index-DnfLj9lz.js)</w:t>
+              <w:t xml:space="preserve">Cloudflare Pages — 272fc148984b68c26aa46d24e1cdefc2878cddb9 — https://artvalue-product.pages.dev (deploy 4b86993d-5b4f-4587-87ea-17d68a10adef; bundle index-DRaTE7f5.js)</w:t>
             </w:r>
           </w:p>
         </w:tc>
@@ -4110,7 +4154,7 @@
                 <w:szCs w:val="20"/>
                 <w:rtl/>
               </w:rPr>
-              <w:t xml:space="preserve">Preview מאומת (S0D)</w:t>
+              <w:t xml:space="preserve">Preview מאומת (S0E)</w:t>
             </w:r>
           </w:p>
         </w:tc>
@@ -4131,7 +4175,7 @@
                 <w:szCs w:val="20"/>
                 <w:rtl/>
               </w:rPr>
-              <w:t xml:space="preserve">f4da6153-abef-4872-8ed0-cc54b6b744ab (branch s0d-preview-22ee2f3; two-account acceptance PASS)</w:t>
+              <w:t xml:space="preserve">ea0dcc02-5eb6-4c2a-aef8-db43499c381f (branch s0e-preview-272fc14; bundle index-DRaTE7f5.js; בדיקת קבלה על חשבון לא מוגדר PASS). קודמו ההיסטורי: Preview S0D f4da6153 (branch s0d-preview-22ee2f3).</w:t>
             </w:r>
           </w:p>
         </w:tc>
@@ -4154,6 +4198,50 @@
                 <w:szCs w:val="20"/>
                 <w:rtl/>
               </w:rPr>
+              <w:t xml:space="preserve">Frontend rollback</w:t>
+            </w:r>
+          </w:p>
+        </w:tc>
+        <w:tc>
+          <w:tcPr>
+            <w:tcW w:w="4680" w:type="dxa"/>
+            <w:vAlign w:val="center"/>
+          </w:tcPr>
+          <w:p>
+            <w:pPr>
+              <w:bidi/>
+              <w:spacing w:after="0"/>
+            </w:pPr>
+            <w:r>
+              <w:rPr>
+                <w:rFonts w:ascii="Arial" w:hAnsi="Arial" w:cs="Arial"/>
+                <w:sz w:val="20"/>
+                <w:szCs w:val="20"/>
+                <w:rtl/>
+              </w:rPr>
+              <w:t xml:space="preserve">69f8a175-08b2-4c65-aac5-c8e4b61d7962 (source 22ee2f3; bundle index-DnfLj9lz.js) — נשמר וזמין. קודמים היסטוריים: cec116b9 (S0C), 31cb521d (S0B), 4cb17aee (S0A).</w:t>
+            </w:r>
+          </w:p>
+        </w:tc>
+      </w:tr>
+      <w:tr>
+        <w:tc>
+          <w:tcPr>
+            <w:tcW w:w="4680" w:type="dxa"/>
+            <w:vAlign w:val="center"/>
+          </w:tcPr>
+          <w:p>
+            <w:pPr>
+              <w:bidi/>
+              <w:spacing w:after="0"/>
+            </w:pPr>
+            <w:r>
+              <w:rPr>
+                <w:rFonts w:ascii="Arial" w:hAnsi="Arial" w:cs="Arial"/>
+                <w:sz w:val="20"/>
+                <w:szCs w:val="20"/>
+                <w:rtl/>
+              </w:rPr>
               <w:t xml:space="preserve">Local-engine gate</w:t>
             </w:r>
           </w:p>
@@ -4286,7 +4374,7 @@
                 <w:szCs w:val="20"/>
                 <w:rtl/>
               </w:rPr>
-              <w:t xml:space="preserve">S0D migration</w:t>
+              <w:t xml:space="preserve">Migrations</w:t>
             </w:r>
           </w:p>
         </w:tc>
@@ -4307,139 +4395,7 @@
                 <w:szCs w:val="20"/>
                 <w:rtl/>
               </w:rPr>
-              <w:t xml:space="preserve">20260724120000_s0d_business_profile.sql — APPLIED / VERIFIED (public.business_profile)</w:t>
-            </w:r>
-          </w:p>
-        </w:tc>
-      </w:tr>
-      <w:tr>
-        <w:tc>
-          <w:tcPr>
-            <w:tcW w:w="4680" w:type="dxa"/>
-            <w:vAlign w:val="center"/>
-          </w:tcPr>
-          <w:p>
-            <w:pPr>
-              <w:bidi/>
-              <w:spacing w:after="0"/>
-            </w:pPr>
-            <w:r>
-              <w:rPr>
-                <w:rFonts w:ascii="Arial" w:hAnsi="Arial" w:cs="Arial"/>
-                <w:sz w:val="20"/>
-                <w:szCs w:val="20"/>
-                <w:rtl/>
-              </w:rPr>
-              <w:t xml:space="preserve">Full tests latest</w:t>
-            </w:r>
-          </w:p>
-        </w:tc>
-        <w:tc>
-          <w:tcPr>
-            <w:tcW w:w="4680" w:type="dxa"/>
-            <w:vAlign w:val="center"/>
-          </w:tcPr>
-          <w:p>
-            <w:pPr>
-              <w:bidi/>
-              <w:spacing w:after="0"/>
-            </w:pPr>
-            <w:r>
-              <w:rPr>
-                <w:rFonts w:ascii="Arial" w:hAnsi="Arial" w:cs="Arial"/>
-                <w:sz w:val="20"/>
-                <w:szCs w:val="20"/>
-                <w:rtl/>
-              </w:rPr>
-              <w:t xml:space="preserve">2759 passed / 1 pre-existing skipped (107 files); production build green</w:t>
-            </w:r>
-          </w:p>
-        </w:tc>
-      </w:tr>
-      <w:tr>
-        <w:tc>
-          <w:tcPr>
-            <w:tcW w:w="4680" w:type="dxa"/>
-            <w:vAlign w:val="center"/>
-          </w:tcPr>
-          <w:p>
-            <w:pPr>
-              <w:bidi/>
-              <w:spacing w:after="0"/>
-            </w:pPr>
-            <w:r>
-              <w:rPr>
-                <w:rFonts w:ascii="Arial" w:hAnsi="Arial" w:cs="Arial"/>
-                <w:sz w:val="20"/>
-                <w:szCs w:val="20"/>
-                <w:rtl/>
-              </w:rPr>
-              <w:t xml:space="preserve">עוגן קוד ההשקה הפעיל (S0D) — מקור הפרודקשן</w:t>
-            </w:r>
-          </w:p>
-        </w:tc>
-        <w:tc>
-          <w:tcPr>
-            <w:tcW w:w="4680" w:type="dxa"/>
-            <w:vAlign w:val="center"/>
-          </w:tcPr>
-          <w:p>
-            <w:pPr>
-              <w:bidi/>
-              <w:spacing w:after="0"/>
-            </w:pPr>
-            <w:r>
-              <w:rPr>
-                <w:rFonts w:ascii="Arial" w:hAnsi="Arial" w:cs="Arial"/>
-                <w:sz w:val="20"/>
-                <w:szCs w:val="20"/>
-                <w:rtl/>
-              </w:rPr>
-              <w:t xml:space="preserve">22ee2f3bacfc86f026d2ea3a21243a1a4badc6d4 (repository main HEAD נפתר חי בכל preflight)</w:t>
-            </w:r>
-          </w:p>
-        </w:tc>
-      </w:tr>
-      <w:tr>
-        <w:tc>
-          <w:tcPr>
-            <w:tcW w:w="4680" w:type="dxa"/>
-            <w:vAlign w:val="center"/>
-          </w:tcPr>
-          <w:p>
-            <w:pPr>
-              <w:bidi/>
-              <w:spacing w:after="0"/>
-            </w:pPr>
-            <w:r>
-              <w:rPr>
-                <w:rFonts w:ascii="Arial" w:hAnsi="Arial" w:cs="Arial"/>
-                <w:sz w:val="20"/>
-                <w:szCs w:val="20"/>
-                <w:rtl/>
-              </w:rPr>
-              <w:t xml:space="preserve">Release state</w:t>
-            </w:r>
-          </w:p>
-        </w:tc>
-        <w:tc>
-          <w:tcPr>
-            <w:tcW w:w="4680" w:type="dxa"/>
-            <w:vAlign w:val="center"/>
-          </w:tcPr>
-          <w:p>
-            <w:pPr>
-              <w:bidi/>
-              <w:spacing w:after="0"/>
-            </w:pPr>
-            <w:r>
-              <w:rPr>
-                <w:rFonts w:ascii="Arial" w:hAnsi="Arial" w:cs="Arial"/>
-                <w:sz w:val="20"/>
-                <w:szCs w:val="20"/>
-                <w:rtl/>
-              </w:rPr>
-              <w:t xml:space="preserve">Production online. S0D CLOSED / LIVE VERIFIED; ai-gateway v34 ACTIVE/JWT-on </w:t>
+              <w:t xml:space="preserve">חמש מיגרציות הוחלו, אין ממתינה. </w:t>
             </w:r>
             <w:r>
               <w:rPr>
@@ -4450,16 +4406,208 @@
                 <w:szCs w:val="20"/>
                 <w:rtl/>
               </w:rPr>
-              <w:t xml:space="preserve">unchanged</w:t>
-            </w:r>
-            <w:r>
-              <w:rPr>
-                <w:rFonts w:ascii="Arial" w:hAnsi="Arial" w:cs="Arial"/>
-                <w:sz w:val="20"/>
-                <w:szCs w:val="20"/>
-                <w:rtl/>
-              </w:rPr>
-              <w:t xml:space="preserve">. Jake, Outreach, Diagnose ו־ImageStudio נשארים LIVE — VERIFIED. Frontend rollback cec116b9 נשמר.</w:t>
+              <w:t xml:space="preserve">ל־S0E אין migration כלל.</w:t>
+            </w:r>
+            <w:r>
+              <w:rPr>
+                <w:rFonts w:ascii="Arial" w:hAnsi="Arial" w:cs="Arial"/>
+                <w:sz w:val="20"/>
+                <w:szCs w:val="20"/>
+                <w:rtl/>
+              </w:rPr>
+              <w:t xml:space="preserve"> מיגרציית S0D 20260724120000_s0d_business_profile.sql — APPLIED / VERIFIED (public.business_profile).</w:t>
+            </w:r>
+          </w:p>
+        </w:tc>
+      </w:tr>
+      <w:tr>
+        <w:tc>
+          <w:tcPr>
+            <w:tcW w:w="4680" w:type="dxa"/>
+            <w:vAlign w:val="center"/>
+          </w:tcPr>
+          <w:p>
+            <w:pPr>
+              <w:bidi/>
+              <w:spacing w:after="0"/>
+            </w:pPr>
+            <w:r>
+              <w:rPr>
+                <w:rFonts w:ascii="Arial" w:hAnsi="Arial" w:cs="Arial"/>
+                <w:sz w:val="20"/>
+                <w:szCs w:val="20"/>
+                <w:rtl/>
+              </w:rPr>
+              <w:t xml:space="preserve">Full tests latest</w:t>
+            </w:r>
+          </w:p>
+        </w:tc>
+        <w:tc>
+          <w:tcPr>
+            <w:tcW w:w="4680" w:type="dxa"/>
+            <w:vAlign w:val="center"/>
+          </w:tcPr>
+          <w:p>
+            <w:pPr>
+              <w:bidi/>
+              <w:spacing w:after="0"/>
+            </w:pPr>
+            <w:r>
+              <w:rPr>
+                <w:rFonts w:ascii="Arial" w:hAnsi="Arial" w:cs="Arial"/>
+                <w:sz w:val="20"/>
+                <w:szCs w:val="20"/>
+                <w:rtl/>
+              </w:rPr>
+              <w:t xml:space="preserve">111 קובצי בדיקה — 2885 עברו / 1 skip קיים מראש / 0 נכשלו; production build ירוק. (S0D בזמנו: 107 קבצים / 2759 עברו.)</w:t>
+            </w:r>
+          </w:p>
+        </w:tc>
+      </w:tr>
+      <w:tr>
+        <w:tc>
+          <w:tcPr>
+            <w:tcW w:w="4680" w:type="dxa"/>
+            <w:vAlign w:val="center"/>
+          </w:tcPr>
+          <w:p>
+            <w:pPr>
+              <w:bidi/>
+              <w:spacing w:after="0"/>
+            </w:pPr>
+            <w:r>
+              <w:rPr>
+                <w:rFonts w:ascii="Arial" w:hAnsi="Arial" w:cs="Arial"/>
+                <w:sz w:val="20"/>
+                <w:szCs w:val="20"/>
+                <w:rtl/>
+              </w:rPr>
+              <w:t xml:space="preserve">עוגן קוד ההשקה הפעיל (S0E) — מקור הפרודקשן</w:t>
+            </w:r>
+          </w:p>
+        </w:tc>
+        <w:tc>
+          <w:tcPr>
+            <w:tcW w:w="4680" w:type="dxa"/>
+            <w:vAlign w:val="center"/>
+          </w:tcPr>
+          <w:p>
+            <w:pPr>
+              <w:bidi/>
+              <w:spacing w:after="0"/>
+            </w:pPr>
+            <w:r>
+              <w:rPr>
+                <w:rFonts w:ascii="Arial" w:hAnsi="Arial" w:cs="Arial"/>
+                <w:sz w:val="20"/>
+                <w:szCs w:val="20"/>
+                <w:rtl/>
+              </w:rPr>
+              <w:t xml:space="preserve">272fc148984b68c26aa46d24e1cdefc2878cddb9 — זהו מקור האפליקציה הפרוסה בפועל, </w:t>
+            </w:r>
+            <w:r>
+              <w:rPr>
+                <w:rFonts w:ascii="Arial" w:hAnsi="Arial" w:cs="Arial"/>
+                <w:b/>
+                <w:bCs/>
+                <w:sz w:val="20"/>
+                <w:szCs w:val="20"/>
+                <w:rtl/>
+              </w:rPr>
+              <w:t xml:space="preserve">ולא</w:t>
+            </w:r>
+            <w:r>
+              <w:rPr>
+                <w:rFonts w:ascii="Arial" w:hAnsi="Arial" w:cs="Arial"/>
+                <w:sz w:val="20"/>
+                <w:szCs w:val="20"/>
+                <w:rtl/>
+              </w:rPr>
+              <w:t xml:space="preserve"> טענה קבועה על HEAD של repository main; את ה־HEAD יש לפתור חי בכל preflight עתידי (main עשוי לכלול commits מאוחרים של תיעוד בלבד ללא drift אפליקטיבי).</w:t>
+            </w:r>
+          </w:p>
+        </w:tc>
+      </w:tr>
+      <w:tr>
+        <w:tc>
+          <w:tcPr>
+            <w:tcW w:w="4680" w:type="dxa"/>
+            <w:vAlign w:val="center"/>
+          </w:tcPr>
+          <w:p>
+            <w:pPr>
+              <w:bidi/>
+              <w:spacing w:after="0"/>
+            </w:pPr>
+            <w:r>
+              <w:rPr>
+                <w:rFonts w:ascii="Arial" w:hAnsi="Arial" w:cs="Arial"/>
+                <w:sz w:val="20"/>
+                <w:szCs w:val="20"/>
+                <w:rtl/>
+              </w:rPr>
+              <w:t xml:space="preserve">Release state</w:t>
+            </w:r>
+          </w:p>
+        </w:tc>
+        <w:tc>
+          <w:tcPr>
+            <w:tcW w:w="4680" w:type="dxa"/>
+            <w:vAlign w:val="center"/>
+          </w:tcPr>
+          <w:p>
+            <w:pPr>
+              <w:bidi/>
+              <w:spacing w:after="0"/>
+            </w:pPr>
+            <w:r>
+              <w:rPr>
+                <w:rFonts w:ascii="Arial" w:hAnsi="Arial" w:cs="Arial"/>
+                <w:sz w:val="20"/>
+                <w:szCs w:val="20"/>
+                <w:rtl/>
+              </w:rPr>
+              <w:t xml:space="preserve">Production online. </w:t>
+            </w:r>
+            <w:r>
+              <w:rPr>
+                <w:rFonts w:ascii="Arial" w:hAnsi="Arial" w:cs="Arial"/>
+                <w:b/>
+                <w:bCs/>
+                <w:sz w:val="20"/>
+                <w:szCs w:val="20"/>
+                <w:rtl/>
+              </w:rPr>
+              <w:t xml:space="preserve">S0E CLOSED / LIVE VERIFIED</w:t>
+            </w:r>
+            <w:r>
+              <w:rPr>
+                <w:rFonts w:ascii="Arial" w:hAnsi="Arial" w:cs="Arial"/>
+                <w:sz w:val="20"/>
+                <w:szCs w:val="20"/>
+                <w:rtl/>
+              </w:rPr>
+              <w:t xml:space="preserve">; ai-gateway </w:t>
+            </w:r>
+            <w:r>
+              <w:rPr>
+                <w:rFonts w:ascii="Arial" w:hAnsi="Arial" w:cs="Arial"/>
+                <w:b/>
+                <w:bCs/>
+                <w:sz w:val="20"/>
+                <w:szCs w:val="20"/>
+                <w:rtl/>
+              </w:rPr>
+              <w:t xml:space="preserve">v34 ACTIVE/JWT-on — unchanged ולא נפרס מחדש על ידי S0E</w:t>
+            </w:r>
+            <w:r>
+              <w:rPr>
+                <w:rFonts w:ascii="Arial" w:hAnsi="Arial" w:cs="Arial"/>
+                <w:sz w:val="20"/>
+                <w:szCs w:val="20"/>
+                <w:rtl/>
+              </w:rPr>
+              <w:t xml:space="preserve">. Jake, Outreach, Diagnose ו־ImageStudio נשארים LIVE — VERIFIED. Frontend rollback 69f8a175 נשמר.</w:t>
             </w:r>
           </w:p>
         </w:tc>
